--- a/hin/docx/058.content.docx
+++ b/hin/docx/058.content.docx
@@ -150,26 +150,6 @@
           <w:lang w:val="hi_IN" w:bidi="hi_IN"/>
         </w:rPr>
         <w:t>भ</w:t>
-      </w:r>
-      <w:r>
-        <w:rPr>
-          <w:lang w:val="hi_IN" w:bidi="hi_IN"/>
-        </w:rPr>
-      </w:r>
-    </w:p>
-    <w:p>
-      <w:pPr/>
-      <w:r>
-        <w:rPr>
-          <w:lang w:val="hi_IN" w:bidi="hi_IN"/>
-        </w:rPr>
-      </w:r>
-      <w:r>
-        <w:rPr>
-          <w:i/>
-          <w:lang w:val="hi_IN" w:bidi="hi_IN"/>
-        </w:rPr>
-        <w:t>भजन 151, भजन शीर्षक, भजन संहिता की पुस्तक, भजन-संग्रह, भजन, भजन-गान, भट्टियों का गुम्मट, भट्टी, भट्ठी, भट्ठी, भट्ठी के गुम्मट, भट्ठी के गुम्मट, भण्डारी, भय, भले या बुरे के ज्ञान के वृक्ष, भविष्यद्वक्ता, भविष्यद्वक्तिन, भविष्यवाणी, भाइयों (और बहनों), भाई, भारत, भाला, भाला (हेबरजोन), भावी, भावी कहनेवाला, भिखारी, भूकम्प, भूत साधनेवाला, काला जादू, भूत साधनेवाले, भूमध्य सागर, भूमि, भूमि का आवंटन, भूमि का विभाजन, भूमि पर विजय और बटवारा, भूलने की भूमि, भूसी, भेंट, भेंट और बलिदान, भेंट की रोटी, भेड़, भेड़, भेड़फाटक, भेड़िया, भेद, भोज, भोजन का महत्व, भोर का तारा, भोर का प्रकाश, भोर का तारा</w:t>
       </w:r>
       <w:r>
         <w:rPr>

--- a/hin/docx/058.content.docx
+++ b/hin/docx/058.content.docx
@@ -19,7 +19,7 @@
         <w:rPr>
           <w:lang w:val="hi_IN" w:bidi="hi_IN"/>
         </w:rPr>
-        <w:t>Resource: बाइबल कोश (टिंडेल)</w:t>
+        <w:t>Resource: Tyndale Open Bible Dictionary</w:t>
       </w:r>
       <w:r>
         <w:rPr>
@@ -112,7 +112,7 @@
         <w:rPr>
           <w:lang w:val="hi_IN" w:bidi="hi_IN"/>
         </w:rPr>
-        <w:t>बाइबल कोश (टिंडेल)</w:t>
+        <w:t>Tyndale Open Bible Dictionary</w:t>
       </w:r>
     </w:p>
     <w:p>

--- a/hin/docx/058.content.docx
+++ b/hin/docx/058.content.docx
@@ -296,7 +296,7 @@
         <w:rPr>
           <w:lang w:val="hi_IN" w:bidi="hi_IN"/>
         </w:rPr>
-        <w:t>भजन शीर्षक</w:t>
+        <w:t>भजन, भजन-गान</w:t>
       </w:r>
       <w:r>
         <w:rPr>
@@ -313,12 +313,6 @@
       </w:r>
       <w:r>
         <w:rPr>
-          <w:lang w:val="hi_IN" w:bidi="hi_IN"/>
-        </w:rPr>
-        <w:t xml:space="preserve">कई भजन संहिताओं के लिए शीर्ष लेख। </w:t>
-      </w:r>
-      <w:r>
-        <w:rPr>
           <w:i/>
           <w:lang w:val="hi_IN" w:bidi="hi_IN"/>
         </w:rPr>
@@ -334,25 +328,19 @@
         <w:rPr>
           <w:lang w:val="hi_IN" w:bidi="hi_IN"/>
         </w:rPr>
-        <w:t>संगीत</w:t>
-      </w:r>
-      <w:r>
-        <w:rPr>
-          <w:lang w:val="hi_IN" w:bidi="hi_IN"/>
-        </w:rPr>
-        <w:t xml:space="preserve">; </w:t>
-      </w:r>
-      <w:r>
-        <w:rPr>
-          <w:lang w:val="hi_IN" w:bidi="hi_IN"/>
-        </w:rPr>
-        <w:t>भजन संहिता की पुस्तक</w:t>
-      </w:r>
-      <w:r>
-        <w:rPr>
-          <w:lang w:val="hi_IN" w:bidi="hi_IN"/>
-        </w:rPr>
-        <w:t xml:space="preserve">। </w:t>
+        <w:t>भजन</w:t>
+      </w:r>
+      <w:r>
+        <w:rPr>
+          <w:lang w:val="hi_IN" w:bidi="hi_IN"/>
+        </w:rPr>
+        <w:t xml:space="preserve">; </w:t>
+      </w:r>
+      <w:r>
+        <w:rPr>
+          <w:lang w:val="hi_IN" w:bidi="hi_IN"/>
+        </w:rPr>
+        <w:t>कविता, बाइबल।</w:t>
       </w:r>
       <w:r>
         <w:rPr>
@@ -381,6 +369,91 @@
         <w:rPr>
           <w:lang w:val="hi_IN" w:bidi="hi_IN"/>
         </w:rPr>
+        <w:t>भजन शीर्षक</w:t>
+      </w:r>
+      <w:r>
+        <w:rPr>
+          <w:lang w:val="hi_IN" w:bidi="hi_IN"/>
+        </w:rPr>
+      </w:r>
+    </w:p>
+    <w:p>
+      <w:pPr/>
+      <w:r>
+        <w:rPr>
+          <w:lang w:val="hi_IN" w:bidi="hi_IN"/>
+        </w:rPr>
+      </w:r>
+      <w:r>
+        <w:rPr>
+          <w:lang w:val="hi_IN" w:bidi="hi_IN"/>
+        </w:rPr>
+        <w:t xml:space="preserve">कई भजन संहिताओं के लिए शीर्ष लेख। </w:t>
+      </w:r>
+      <w:r>
+        <w:rPr>
+          <w:i/>
+          <w:lang w:val="hi_IN" w:bidi="hi_IN"/>
+        </w:rPr>
+        <w:t>देखें</w:t>
+      </w:r>
+      <w:r>
+        <w:rPr>
+          <w:lang w:val="hi_IN" w:bidi="hi_IN"/>
+        </w:rPr>
+        <w:t xml:space="preserve"> </w:t>
+      </w:r>
+      <w:r>
+        <w:rPr>
+          <w:lang w:val="hi_IN" w:bidi="hi_IN"/>
+        </w:rPr>
+        <w:t>संगीत</w:t>
+      </w:r>
+      <w:r>
+        <w:rPr>
+          <w:lang w:val="hi_IN" w:bidi="hi_IN"/>
+        </w:rPr>
+        <w:t xml:space="preserve">; </w:t>
+      </w:r>
+      <w:r>
+        <w:rPr>
+          <w:lang w:val="hi_IN" w:bidi="hi_IN"/>
+        </w:rPr>
+        <w:t>भजन संहिता की पुस्तक</w:t>
+      </w:r>
+      <w:r>
+        <w:rPr>
+          <w:lang w:val="hi_IN" w:bidi="hi_IN"/>
+        </w:rPr>
+        <w:t xml:space="preserve">। </w:t>
+      </w:r>
+      <w:r>
+        <w:rPr>
+          <w:lang w:val="hi_IN" w:bidi="hi_IN"/>
+        </w:rPr>
+      </w:r>
+      <w:r>
+        <w:rPr>
+          <w:lang w:val="hi_IN" w:bidi="hi_IN"/>
+        </w:rPr>
+      </w:r>
+    </w:p>
+    <w:p>
+      <w:pPr/>
+      <w:r>
+        <w:rPr>
+          <w:lang w:val="hi_IN" w:bidi="hi_IN"/>
+        </w:rPr>
+      </w:r>
+    </w:p>
+    <w:p>
+      <w:pPr>
+        <w:pStyle w:val="Heading2"/>
+      </w:pPr>
+      <w:r>
+        <w:rPr>
+          <w:lang w:val="hi_IN" w:bidi="hi_IN"/>
+        </w:rPr>
         <w:t>भजन संहिता की पुस्तक</w:t>
       </w:r>
       <w:r>
@@ -7811,79 +7884,6 @@
           <w:lang w:val="hi_IN" w:bidi="hi_IN"/>
         </w:rPr>
         <w:t>।</w:t>
-      </w:r>
-      <w:r>
-        <w:rPr>
-          <w:lang w:val="hi_IN" w:bidi="hi_IN"/>
-        </w:rPr>
-      </w:r>
-      <w:r>
-        <w:rPr>
-          <w:lang w:val="hi_IN" w:bidi="hi_IN"/>
-        </w:rPr>
-      </w:r>
-    </w:p>
-    <w:p>
-      <w:pPr/>
-      <w:r>
-        <w:rPr>
-          <w:lang w:val="hi_IN" w:bidi="hi_IN"/>
-        </w:rPr>
-      </w:r>
-    </w:p>
-    <w:p>
-      <w:pPr>
-        <w:pStyle w:val="Heading2"/>
-      </w:pPr>
-      <w:r>
-        <w:rPr>
-          <w:lang w:val="hi_IN" w:bidi="hi_IN"/>
-        </w:rPr>
-        <w:t>भजन, भजन-गान</w:t>
-      </w:r>
-      <w:r>
-        <w:rPr>
-          <w:lang w:val="hi_IN" w:bidi="hi_IN"/>
-        </w:rPr>
-      </w:r>
-    </w:p>
-    <w:p>
-      <w:pPr/>
-      <w:r>
-        <w:rPr>
-          <w:lang w:val="hi_IN" w:bidi="hi_IN"/>
-        </w:rPr>
-      </w:r>
-      <w:r>
-        <w:rPr>
-          <w:i/>
-          <w:lang w:val="hi_IN" w:bidi="hi_IN"/>
-        </w:rPr>
-        <w:t>देखें</w:t>
-      </w:r>
-      <w:r>
-        <w:rPr>
-          <w:lang w:val="hi_IN" w:bidi="hi_IN"/>
-        </w:rPr>
-        <w:t xml:space="preserve"> </w:t>
-      </w:r>
-      <w:r>
-        <w:rPr>
-          <w:lang w:val="hi_IN" w:bidi="hi_IN"/>
-        </w:rPr>
-        <w:t>भजन</w:t>
-      </w:r>
-      <w:r>
-        <w:rPr>
-          <w:lang w:val="hi_IN" w:bidi="hi_IN"/>
-        </w:rPr>
-        <w:t xml:space="preserve">; </w:t>
-      </w:r>
-      <w:r>
-        <w:rPr>
-          <w:lang w:val="hi_IN" w:bidi="hi_IN"/>
-        </w:rPr>
-        <w:t>कविता, बाइबल।</w:t>
       </w:r>
       <w:r>
         <w:rPr>

--- a/hin/docx/058.content.docx
+++ b/hin/docx/058.content.docx
@@ -19,7 +19,7 @@
         <w:rPr>
           <w:lang w:val="hi_IN" w:bidi="hi_IN"/>
         </w:rPr>
-        <w:t>Resource: Tyndale Open Bible Dictionary</w:t>
+        <w:t>Resource: Aquifer Open Bible Dictionary</w:t>
       </w:r>
       <w:r>
         <w:rPr>
@@ -112,7 +112,7 @@
         <w:rPr>
           <w:lang w:val="hi_IN" w:bidi="hi_IN"/>
         </w:rPr>
-        <w:t>Tyndale Open Bible Dictionary</w:t>
+        <w:t>Aquifer Open Bible Dictionary</w:t>
       </w:r>
     </w:p>
     <w:p>

--- a/hin/docx/058.content.docx
+++ b/hin/docx/058.content.docx
@@ -265,18 +265,12 @@
         </w:rPr>
         <w:t>"पापियों का समूह" (</w:t>
       </w:r>
-      <w:hyperlink r:id="rId13">
-        <w:r>
-          <w:rPr>
-            <w:lang w:val="hi_IN" w:bidi="hi_IN"/>
-          </w:rPr>
-          <w:rPr>
-            <w:color w:val="0000EE"/>
-            <w:u w:val="single"/>
-          </w:rPr>
-          <w:t>गिनती 32:14</w:t>
-        </w:r>
-      </w:hyperlink>
+      <w:r>
+        <w:rPr>
+          <w:lang w:val="hi_IN" w:bidi="hi_IN"/>
+        </w:rPr>
+        <w:t>गिनती 32:14</w:t>
+      </w:r>
       <w:r>
         <w:rPr>
           <w:lang w:val="hi_IN" w:bidi="hi_IN"/>
@@ -313,18 +307,12 @@
         </w:rPr>
         <w:t xml:space="preserve"> का समूह" (</w:t>
       </w:r>
-      <w:hyperlink r:id="rId14">
-        <w:r>
-          <w:rPr>
-            <w:lang w:val="hi_IN" w:bidi="hi_IN"/>
-          </w:rPr>
-          <w:rPr>
-            <w:color w:val="0000EE"/>
-            <w:u w:val="single"/>
-          </w:rPr>
-          <w:t>अय्यूब 30:8</w:t>
-        </w:r>
-      </w:hyperlink>
+      <w:r>
+        <w:rPr>
+          <w:lang w:val="hi_IN" w:bidi="hi_IN"/>
+        </w:rPr>
+        <w:t>अय्यूब 30:8</w:t>
+      </w:r>
       <w:r>
         <w:rPr>
           <w:lang w:val="hi_IN" w:bidi="hi_IN"/>
@@ -361,18 +349,12 @@
         </w:rPr>
         <w:t>करने वालों का समूह" (</w:t>
       </w:r>
-      <w:hyperlink r:id="rId15">
-        <w:r>
-          <w:rPr>
-            <w:lang w:val="hi_IN" w:bidi="hi_IN"/>
-          </w:rPr>
-          <w:rPr>
-            <w:color w:val="0000EE"/>
-            <w:u w:val="single"/>
-          </w:rPr>
-          <w:t>यशायाह 1:4</w:t>
-        </w:r>
-      </w:hyperlink>
+      <w:r>
+        <w:rPr>
+          <w:lang w:val="hi_IN" w:bidi="hi_IN"/>
+        </w:rPr>
+        <w:t>यशायाह 1:4</w:t>
+      </w:r>
       <w:r>
         <w:rPr>
           <w:lang w:val="hi_IN" w:bidi="hi_IN"/>
@@ -393,18 +375,12 @@
         </w:rPr>
         <w:t>एक ऐसा भी उदाहरण है जहाँ इसका इस्तेमाल सचमुच पक्षियों के बच्चों के लिए किया गया है (</w:t>
       </w:r>
-      <w:hyperlink r:id="rId16">
-        <w:r>
-          <w:rPr>
-            <w:lang w:val="hi_IN" w:bidi="hi_IN"/>
-          </w:rPr>
-          <w:rPr>
-            <w:color w:val="0000EE"/>
-            <w:u w:val="single"/>
-          </w:rPr>
-          <w:t>यशायाह 34:15</w:t>
-        </w:r>
-      </w:hyperlink>
+      <w:r>
+        <w:rPr>
+          <w:lang w:val="hi_IN" w:bidi="hi_IN"/>
+        </w:rPr>
+        <w:t>यशायाह 34:15</w:t>
+      </w:r>
       <w:r>
         <w:rPr>
           <w:lang w:val="hi_IN" w:bidi="hi_IN"/>
@@ -425,54 +401,36 @@
         </w:rPr>
         <w:t>नए नियम में, यूनानी शब्द 'गेनिमा' का अनुवाद हमेशा 'ब्रूड' के रूप में ही किया गया है, खासकर "साँपों का समूह" वाक्यांश में (</w:t>
       </w:r>
-      <w:hyperlink r:id="rId17">
-        <w:r>
-          <w:rPr>
-            <w:lang w:val="hi_IN" w:bidi="hi_IN"/>
-          </w:rPr>
-          <w:rPr>
-            <w:color w:val="0000EE"/>
-            <w:u w:val="single"/>
-          </w:rPr>
-          <w:t>मत्ती 3:7</w:t>
-        </w:r>
-      </w:hyperlink>
+      <w:r>
+        <w:rPr>
+          <w:lang w:val="hi_IN" w:bidi="hi_IN"/>
+        </w:rPr>
+        <w:t>मत्ती 3:7</w:t>
+      </w:r>
       <w:r>
         <w:rPr>
           <w:lang w:val="hi_IN" w:bidi="hi_IN"/>
         </w:rPr>
         <w:t xml:space="preserve">; </w:t>
       </w:r>
-      <w:hyperlink r:id="rId18">
-        <w:r>
-          <w:rPr>
-            <w:lang w:val="hi_IN" w:bidi="hi_IN"/>
-          </w:rPr>
-          <w:rPr>
-            <w:color w:val="0000EE"/>
-            <w:u w:val="single"/>
-          </w:rPr>
-          <w:t>12:34</w:t>
-        </w:r>
-      </w:hyperlink>
+      <w:r>
+        <w:rPr>
+          <w:lang w:val="hi_IN" w:bidi="hi_IN"/>
+        </w:rPr>
+        <w:t>12:34</w:t>
+      </w:r>
       <w:r>
         <w:rPr>
           <w:lang w:val="hi_IN" w:bidi="hi_IN"/>
         </w:rPr>
         <w:t xml:space="preserve">; </w:t>
       </w:r>
-      <w:hyperlink r:id="rId19">
-        <w:r>
-          <w:rPr>
-            <w:lang w:val="hi_IN" w:bidi="hi_IN"/>
-          </w:rPr>
-          <w:rPr>
-            <w:color w:val="0000EE"/>
-            <w:u w:val="single"/>
-          </w:rPr>
-          <w:t>लूका 3:7</w:t>
-        </w:r>
-      </w:hyperlink>
+      <w:r>
+        <w:rPr>
+          <w:lang w:val="hi_IN" w:bidi="hi_IN"/>
+        </w:rPr>
+        <w:t>लूका 3:7</w:t>
+      </w:r>
       <w:r>
         <w:rPr>
           <w:lang w:val="hi_IN" w:bidi="hi_IN"/>
